--- a/assets/templates/word/letter-business.docx
+++ b/assets/templates/word/letter-business.docx
@@ -4,31 +4,91 @@
   <w:body>
     <w:p>
       <w:pPr>
-        <w:pStyle w:val="Title"/>
         <w:jc w:val="center"/>
       </w:pPr>
       <w:r>
-        <w:t>商务信函</w:t>
+        <w:rPr>
+          <w:b/>
+          <w:color w:val="2B579A"/>
+          <w:sz w:val="32"/>
+        </w:rPr>
+        <w:t>{{company_name}}</w:t>
+      </w:r>
+    </w:p>
+    <w:p>
+      <w:pPr>
+        <w:jc w:val="center"/>
+      </w:pPr>
+      <w:r>
+        <w:rPr>
+          <w:color w:val="333333"/>
+          <w:sz w:val="18"/>
+        </w:rPr>
+        <w:t>{{company_address}}</w:t>
+      </w:r>
+    </w:p>
+    <w:p>
+      <w:r>
+        <w:t>____________________________________________________________</w:t>
       </w:r>
     </w:p>
     <w:p/>
     <w:p>
       <w:r>
-        <w:t>此文件为 商务信函 模板</w:t>
-      </w:r>
-    </w:p>
-    <w:p>
-      <w:r>
-        <w:t>使用模板变量替换 {{variable_name}} 格式的内容</w:t>
+        <w:t>{{date}}</w:t>
       </w:r>
     </w:p>
     <w:p/>
     <w:p>
       <w:r>
-        <w:t>━━━━━━━━━━━━━━━━━━━━━━━━━━━━━━━━━━━━━━━━</w:t>
+        <w:t>{{recipient_name}}</w:t>
+      </w:r>
+    </w:p>
+    <w:p>
+      <w:r>
+        <w:t>{{recipient_title}}</w:t>
+      </w:r>
+    </w:p>
+    <w:p>
+      <w:r>
+        <w:t>{{recipient_company}}</w:t>
+      </w:r>
+    </w:p>
+    <w:p>
+      <w:r>
+        <w:t>{{recipient_address}}</w:t>
       </w:r>
     </w:p>
     <w:p/>
+    <w:p>
+      <w:r>
+        <w:t>Dear {{recipient_name}},</w:t>
+      </w:r>
+    </w:p>
+    <w:p/>
+    <w:p>
+      <w:r>
+        <w:t>{{letter_body}}</w:t>
+      </w:r>
+    </w:p>
+    <w:p/>
+    <w:p>
+      <w:r>
+        <w:t>Sincerely,</w:t>
+      </w:r>
+    </w:p>
+    <w:p/>
+    <w:p/>
+    <w:p>
+      <w:r>
+        <w:t>{{sender_name}}</w:t>
+      </w:r>
+    </w:p>
+    <w:p>
+      <w:r>
+        <w:t>{{sender_title}}</w:t>
+      </w:r>
+    </w:p>
     <w:sectPr>
       <w:pgSz w:w="12240" w:h="15840"/>
       <w:pgMar w:top="1440" w:right="1800" w:bottom="1440" w:left="1800" w:header="720" w:footer="720" w:gutter="0"/>
@@ -402,6 +462,10 @@
     <w:name w:val="Normal"/>
     <w:qFormat/>
     <w:rsid w:val="00FC693F"/>
+    <w:rPr>
+      <w:rFonts w:ascii="Times New Roman" w:hAnsi="Times New Roman"/>
+      <w:sz w:val="22"/>
+    </w:rPr>
   </w:style>
   <w:style w:type="paragraph" w:styleId="Header">
     <w:name w:val="header"/>
